--- a/Coding 2 - year/Unit 1 - Data Structures/Daily Lesson Plans/Word/Day 13.docx
+++ b/Coding 2 - year/Unit 1 - Data Structures/Daily Lesson Plans/Word/Day 13.docx
@@ -50,12 +50,15 @@
               </w:rPr>
               <w:t xml:space="preserve">Coding II — Full Year</w:t>
             </w:r>
-          </w:p>
-          <w:p>
-            <w:pPr>
-              <w:spacing w:before="40"/>
-              <w:jc w:val="center"/>
-            </w:pPr>
+            <w:r>
+              <w:rPr>
+                <w:rFonts w:ascii="Arial" w:cs="Arial" w:eastAsia="Arial" w:hAnsi="Arial"/>
+                <w:sz w:val="16"/>
+                <w:szCs w:val="16"/>
+              </w:rPr>
+              <w:br/>
+              <w:t xml:space="preserve"/>
+            </w:r>
             <w:r>
               <w:rPr>
                 <w:rFonts w:ascii="Arial" w:cs="Arial" w:eastAsia="Arial" w:hAnsi="Arial"/>
@@ -83,7 +86,7 @@
           <w:rFonts w:ascii="Arial" w:cs="Arial" w:eastAsia="Arial" w:hAnsi="Arial"/>
           <w:b/>
           <w:bCs/>
-          <w:color w:val="0D3B1F"/>
+          <w:color w:val="1B7A4A"/>
           <w:sz w:val="32"/>
           <w:szCs w:val="32"/>
         </w:rPr>
@@ -261,9 +264,9 @@
               <w:right w:val="single" w:color="CCCCCC" w:sz="1"/>
             </w:tcBorders>
             <w:tcMar>
-              <w:top w:type="dxa" w:w="60"/>
+              <w:top w:type="dxa" w:w="80"/>
               <w:left w:type="dxa" w:w="120"/>
-              <w:bottom w:type="dxa" w:w="60"/>
+              <w:bottom w:type="dxa" w:w="80"/>
               <w:right w:type="dxa" w:w="120"/>
             </w:tcMar>
           </w:tcPr>
@@ -290,20 +293,213 @@
               <w:right w:val="single" w:color="CCCCCC" w:sz="1"/>
             </w:tcBorders>
             <w:tcMar>
-              <w:top w:type="dxa" w:w="60"/>
+              <w:top w:type="dxa" w:w="80"/>
               <w:left w:type="dxa" w:w="120"/>
-              <w:bottom w:type="dxa" w:w="60"/>
+              <w:bottom w:type="dxa" w:w="80"/>
               <w:right w:type="dxa" w:w="120"/>
             </w:tcMar>
           </w:tcPr>
           <w:p>
-            <w:r>
-              <w:rPr>
-                <w:rFonts w:ascii="Arial" w:cs="Arial" w:eastAsia="Arial" w:hAnsi="Arial"/>
-                <w:sz w:val="20"/>
-                <w:szCs w:val="20"/>
+            <w:pPr>
+              <w:spacing w:after="80" w:before="80"/>
+            </w:pPr>
+            <w:r>
+              <w:rPr>
+                <w:rFonts w:ascii="Arial" w:cs="Arial" w:eastAsia="Arial" w:hAnsi="Arial"/>
+                <w:b/>
+                <w:bCs/>
+                <w:i w:val="false"/>
+                <w:iCs w:val="false"/>
+                <w:color w:val="000000"/>
+                <w:sz w:val="22"/>
+                <w:szCs w:val="22"/>
               </w:rPr>
               <w:t xml:space="preserve">Bell Ringer / Review</w:t>
+            </w:r>
+            <w:r>
+              <w:rPr>
+                <w:rFonts w:ascii="Arial" w:cs="Arial" w:eastAsia="Arial" w:hAnsi="Arial"/>
+                <w:sz w:val="20"/>
+                <w:szCs w:val="20"/>
+              </w:rPr>
+              <w:br/>
+              <w:t xml:space="preserve"/>
+            </w:r>
+            <w:r>
+              <w:rPr>
+                <w:rFonts w:ascii="Arial" w:cs="Arial" w:eastAsia="Arial" w:hAnsi="Arial"/>
+                <w:sz w:val="20"/>
+                <w:szCs w:val="20"/>
+              </w:rPr>
+              <w:br/>
+              <w:t xml:space="preserve"/>
+            </w:r>
+            <w:r>
+              <w:rPr>
+                <w:rFonts w:ascii="Arial" w:cs="Arial" w:eastAsia="Arial" w:hAnsi="Arial"/>
+                <w:b/>
+                <w:bCs/>
+                <w:i w:val="false"/>
+                <w:iCs w:val="false"/>
+                <w:color w:val="000000"/>
+                <w:sz w:val="20"/>
+                <w:szCs w:val="20"/>
+              </w:rPr>
+              <w:t xml:space="preserve">Quick Write </w:t>
+            </w:r>
+            <w:r>
+              <w:rPr>
+                <w:rFonts w:ascii="Arial" w:cs="Arial" w:eastAsia="Arial" w:hAnsi="Arial"/>
+                <w:b w:val="false"/>
+                <w:bCs w:val="false"/>
+                <w:i w:val="false"/>
+                <w:iCs w:val="false"/>
+                <w:color w:val="000000"/>
+                <w:sz w:val="20"/>
+                <w:szCs w:val="20"/>
+              </w:rPr>
+              <w:t xml:space="preserve">(3 min — written or verbal):</w:t>
+            </w:r>
+            <w:r>
+              <w:rPr>
+                <w:rFonts w:ascii="Arial" w:cs="Arial" w:eastAsia="Arial" w:hAnsi="Arial"/>
+                <w:sz w:val="20"/>
+                <w:szCs w:val="20"/>
+              </w:rPr>
+              <w:br/>
+              <w:t xml:space="preserve"/>
+            </w:r>
+            <w:r>
+              <w:rPr>
+                <w:rFonts w:ascii="Arial" w:cs="Arial" w:eastAsia="Arial" w:hAnsi="Arial"/>
+                <w:b w:val="false"/>
+                <w:bCs w:val="false"/>
+                <w:i w:val="false"/>
+                <w:iCs w:val="false"/>
+                <w:color w:val="000000"/>
+                <w:sz w:val="20"/>
+                <w:szCs w:val="20"/>
+              </w:rPr>
+              <w:t xml:space="preserve">    In your own words: Perform mathematical set operations and understand frozensets for immutable sets?</w:t>
+            </w:r>
+            <w:r>
+              <w:rPr>
+                <w:rFonts w:ascii="Arial" w:cs="Arial" w:eastAsia="Arial" w:hAnsi="Arial"/>
+                <w:sz w:val="20"/>
+                <w:szCs w:val="20"/>
+              </w:rPr>
+              <w:br/>
+              <w:t xml:space="preserve"/>
+            </w:r>
+            <w:r>
+              <w:rPr>
+                <w:rFonts w:ascii="Arial" w:cs="Arial" w:eastAsia="Arial" w:hAnsi="Arial"/>
+                <w:sz w:val="20"/>
+                <w:szCs w:val="20"/>
+              </w:rPr>
+              <w:br/>
+              <w:t xml:space="preserve"/>
+            </w:r>
+            <w:r>
+              <w:rPr>
+                <w:rFonts w:ascii="Arial" w:cs="Arial" w:eastAsia="Arial" w:hAnsi="Arial"/>
+                <w:b/>
+                <w:bCs/>
+                <w:i w:val="false"/>
+                <w:iCs w:val="false"/>
+                <w:color w:val="000000"/>
+                <w:sz w:val="20"/>
+                <w:szCs w:val="20"/>
+              </w:rPr>
+              <w:t xml:space="preserve">Vocabulary Preview — </w:t>
+            </w:r>
+            <w:r>
+              <w:rPr>
+                <w:rFonts w:ascii="Arial" w:cs="Arial" w:eastAsia="Arial" w:hAnsi="Arial"/>
+                <w:b w:val="false"/>
+                <w:bCs w:val="false"/>
+                <w:i w:val="false"/>
+                <w:iCs w:val="false"/>
+                <w:color w:val="000000"/>
+                <w:sz w:val="20"/>
+                <w:szCs w:val="20"/>
+              </w:rPr>
+              <w:t xml:space="preserve">terms we'll use today:</w:t>
+            </w:r>
+            <w:r>
+              <w:rPr>
+                <w:rFonts w:ascii="Arial" w:cs="Arial" w:eastAsia="Arial" w:hAnsi="Arial"/>
+                <w:sz w:val="20"/>
+                <w:szCs w:val="20"/>
+              </w:rPr>
+              <w:br/>
+              <w:t xml:space="preserve"/>
+            </w:r>
+            <w:r>
+              <w:rPr>
+                <w:rFonts w:ascii="Arial" w:cs="Arial" w:eastAsia="Arial" w:hAnsi="Arial"/>
+                <w:b w:val="false"/>
+                <w:bCs w:val="false"/>
+                <w:i w:val="false"/>
+                <w:iCs w:val="false"/>
+                <w:color w:val="000000"/>
+                <w:sz w:val="20"/>
+                <w:szCs w:val="20"/>
+              </w:rPr>
+              <w:t xml:space="preserve">    • Union   •   Intersection   •   Difference   •   Symmetric Difference   •   Frozenset   •   Set Relationships</w:t>
+            </w:r>
+            <w:r>
+              <w:rPr>
+                <w:rFonts w:ascii="Arial" w:cs="Arial" w:eastAsia="Arial" w:hAnsi="Arial"/>
+                <w:sz w:val="20"/>
+                <w:szCs w:val="20"/>
+              </w:rPr>
+              <w:br/>
+              <w:t xml:space="preserve"/>
+            </w:r>
+            <w:r>
+              <w:rPr>
+                <w:rFonts w:ascii="Arial" w:cs="Arial" w:eastAsia="Arial" w:hAnsi="Arial"/>
+                <w:sz w:val="20"/>
+                <w:szCs w:val="20"/>
+              </w:rPr>
+              <w:br/>
+              <w:t xml:space="preserve"/>
+            </w:r>
+            <w:r>
+              <w:rPr>
+                <w:rFonts w:ascii="Arial" w:cs="Arial" w:eastAsia="Arial" w:hAnsi="Arial"/>
+                <w:b w:val="false"/>
+                <w:bCs w:val="false"/>
+                <w:i/>
+                <w:iCs/>
+                <w:color w:val="444444"/>
+                <w:sz w:val="20"/>
+                <w:szCs w:val="20"/>
+              </w:rPr>
+              <w:t xml:space="preserve">Today's Goal: By the end of class you will be able to perform mathematical set operations and understand frozensets for immutable sets.</w:t>
+            </w:r>
+            <w:r>
+              <w:rPr>
+                <w:rFonts w:ascii="Arial" w:cs="Arial" w:eastAsia="Arial" w:hAnsi="Arial"/>
+                <w:sz w:val="20"/>
+                <w:szCs w:val="20"/>
+              </w:rPr>
+              <w:br/>
+              <w:t xml:space="preserve"/>
+            </w:r>
+            <w:r>
+              <w:rPr>
+                <w:rFonts w:ascii="Arial" w:cs="Arial" w:eastAsia="Arial" w:hAnsi="Arial"/>
+                <w:b w:val="false"/>
+                <w:bCs w:val="false"/>
+                <w:i/>
+                <w:iCs/>
+                <w:color w:val="555555"/>
+                <w:sz w:val="20"/>
+                <w:szCs w:val="20"/>
+              </w:rPr>
+              <w:t xml:space="preserve">→ Pair-share your response, then 2–3 students share with the class.</w:t>
             </w:r>
           </w:p>
         </w:tc>
@@ -319,9 +515,9 @@
               <w:right w:val="single" w:color="CCCCCC" w:sz="1"/>
             </w:tcBorders>
             <w:tcMar>
-              <w:top w:type="dxa" w:w="60"/>
+              <w:top w:type="dxa" w:w="80"/>
               <w:left w:type="dxa" w:w="120"/>
-              <w:bottom w:type="dxa" w:w="60"/>
+              <w:bottom w:type="dxa" w:w="80"/>
               <w:right w:type="dxa" w:w="120"/>
             </w:tcMar>
           </w:tcPr>
@@ -348,20 +544,261 @@
               <w:right w:val="single" w:color="CCCCCC" w:sz="1"/>
             </w:tcBorders>
             <w:tcMar>
-              <w:top w:type="dxa" w:w="60"/>
+              <w:top w:type="dxa" w:w="80"/>
               <w:left w:type="dxa" w:w="120"/>
-              <w:bottom w:type="dxa" w:w="60"/>
+              <w:bottom w:type="dxa" w:w="80"/>
               <w:right w:type="dxa" w:w="120"/>
             </w:tcMar>
           </w:tcPr>
           <w:p>
-            <w:r>
-              <w:rPr>
-                <w:rFonts w:ascii="Arial" w:cs="Arial" w:eastAsia="Arial" w:hAnsi="Arial"/>
-                <w:sz w:val="20"/>
-                <w:szCs w:val="20"/>
-              </w:rPr>
-              <w:t xml:space="preserve">Mini Lesson: Set Operations — Union, Intersection, Difference, Frozensets</w:t>
+            <w:pPr>
+              <w:spacing w:after="80" w:before="80"/>
+            </w:pPr>
+            <w:r>
+              <w:rPr>
+                <w:rFonts w:ascii="Arial" w:cs="Arial" w:eastAsia="Arial" w:hAnsi="Arial"/>
+                <w:b/>
+                <w:bCs/>
+                <w:i w:val="false"/>
+                <w:iCs w:val="false"/>
+                <w:color w:val="000000"/>
+                <w:sz w:val="22"/>
+                <w:szCs w:val="22"/>
+              </w:rPr>
+              <w:t xml:space="preserve">Mini Lesson: </w:t>
+            </w:r>
+            <w:r>
+              <w:rPr>
+                <w:rFonts w:ascii="Arial" w:cs="Arial" w:eastAsia="Arial" w:hAnsi="Arial"/>
+                <w:b w:val="false"/>
+                <w:bCs w:val="false"/>
+                <w:i w:val="false"/>
+                <w:iCs w:val="false"/>
+                <w:color w:val="000000"/>
+                <w:sz w:val="22"/>
+                <w:szCs w:val="22"/>
+              </w:rPr>
+              <w:t xml:space="preserve">Set Operations — Union, Intersection, Difference, Frozensets</w:t>
+            </w:r>
+            <w:r>
+              <w:rPr>
+                <w:rFonts w:ascii="Arial" w:cs="Arial" w:eastAsia="Arial" w:hAnsi="Arial"/>
+                <w:sz w:val="20"/>
+                <w:szCs w:val="20"/>
+              </w:rPr>
+              <w:br/>
+              <w:t xml:space="preserve"/>
+            </w:r>
+            <w:r>
+              <w:rPr>
+                <w:rFonts w:ascii="Arial" w:cs="Arial" w:eastAsia="Arial" w:hAnsi="Arial"/>
+                <w:sz w:val="20"/>
+                <w:szCs w:val="20"/>
+              </w:rPr>
+              <w:br/>
+              <w:t xml:space="preserve"/>
+            </w:r>
+            <w:r>
+              <w:rPr>
+                <w:rFonts w:ascii="Arial" w:cs="Arial" w:eastAsia="Arial" w:hAnsi="Arial"/>
+                <w:b/>
+                <w:bCs/>
+                <w:i/>
+                <w:iCs/>
+                <w:color w:val="000000"/>
+                <w:sz w:val="20"/>
+                <w:szCs w:val="20"/>
+              </w:rPr>
+              <w:t xml:space="preserve">Learning Target: </w:t>
+            </w:r>
+            <w:r>
+              <w:rPr>
+                <w:rFonts w:ascii="Arial" w:cs="Arial" w:eastAsia="Arial" w:hAnsi="Arial"/>
+                <w:b w:val="false"/>
+                <w:bCs w:val="false"/>
+                <w:i/>
+                <w:iCs/>
+                <w:color w:val="333333"/>
+                <w:sz w:val="20"/>
+                <w:szCs w:val="20"/>
+              </w:rPr>
+              <w:t xml:space="preserve">I can perform mathematical set operations and understand frozensets for immutable sets.</w:t>
+            </w:r>
+            <w:r>
+              <w:rPr>
+                <w:rFonts w:ascii="Arial" w:cs="Arial" w:eastAsia="Arial" w:hAnsi="Arial"/>
+                <w:sz w:val="20"/>
+                <w:szCs w:val="20"/>
+              </w:rPr>
+              <w:br/>
+              <w:t xml:space="preserve"/>
+            </w:r>
+            <w:r>
+              <w:rPr>
+                <w:rFonts w:ascii="Arial" w:cs="Arial" w:eastAsia="Arial" w:hAnsi="Arial"/>
+                <w:sz w:val="20"/>
+                <w:szCs w:val="20"/>
+              </w:rPr>
+              <w:br/>
+              <w:t xml:space="preserve"/>
+            </w:r>
+            <w:r>
+              <w:rPr>
+                <w:rFonts w:ascii="Arial" w:cs="Arial" w:eastAsia="Arial" w:hAnsi="Arial"/>
+                <w:b w:val="false"/>
+                <w:bCs w:val="false"/>
+                <w:i w:val="false"/>
+                <w:iCs w:val="false"/>
+                <w:color w:val="000000"/>
+                <w:sz w:val="20"/>
+                <w:szCs w:val="20"/>
+              </w:rPr>
+              <w:t xml:space="preserve">Union: Combines all elements from two sets. Operator: | or method: .union()</w:t>
+            </w:r>
+            <w:r>
+              <w:rPr>
+                <w:rFonts w:ascii="Arial" w:cs="Arial" w:eastAsia="Arial" w:hAnsi="Arial"/>
+                <w:sz w:val="20"/>
+                <w:szCs w:val="20"/>
+              </w:rPr>
+              <w:br/>
+              <w:t xml:space="preserve"/>
+            </w:r>
+            <w:r>
+              <w:rPr>
+                <w:rFonts w:ascii="Arial" w:cs="Arial" w:eastAsia="Arial" w:hAnsi="Arial"/>
+                <w:b w:val="false"/>
+                <w:bCs w:val="false"/>
+                <w:i w:val="false"/>
+                <w:iCs w:val="false"/>
+                <w:color w:val="000000"/>
+                <w:sz w:val="20"/>
+                <w:szCs w:val="20"/>
+              </w:rPr>
+              <w:t xml:space="preserve">Intersection: Finds elements common to both sets. Operator: &amp; or method: .intersection()</w:t>
+            </w:r>
+            <w:r>
+              <w:rPr>
+                <w:rFonts w:ascii="Arial" w:cs="Arial" w:eastAsia="Arial" w:hAnsi="Arial"/>
+                <w:sz w:val="20"/>
+                <w:szCs w:val="20"/>
+              </w:rPr>
+              <w:br/>
+              <w:t xml:space="preserve"/>
+            </w:r>
+            <w:r>
+              <w:rPr>
+                <w:rFonts w:ascii="Arial" w:cs="Arial" w:eastAsia="Arial" w:hAnsi="Arial"/>
+                <w:sz w:val="20"/>
+                <w:szCs w:val="20"/>
+              </w:rPr>
+              <w:br/>
+              <w:t xml:space="preserve"/>
+            </w:r>
+            <w:r>
+              <w:rPr>
+                <w:rFonts w:ascii="Arial" w:cs="Arial" w:eastAsia="Arial" w:hAnsi="Arial"/>
+                <w:b/>
+                <w:bCs/>
+                <w:i w:val="false"/>
+                <w:iCs w:val="false"/>
+                <w:color w:val="000000"/>
+                <w:sz w:val="20"/>
+                <w:szCs w:val="20"/>
+              </w:rPr>
+              <w:t xml:space="preserve">Vocabulary: </w:t>
+            </w:r>
+            <w:r>
+              <w:rPr>
+                <w:rFonts w:ascii="Arial" w:cs="Arial" w:eastAsia="Arial" w:hAnsi="Arial"/>
+                <w:b w:val="false"/>
+                <w:bCs w:val="false"/>
+                <w:i w:val="false"/>
+                <w:iCs w:val="false"/>
+                <w:color w:val="000000"/>
+                <w:sz w:val="20"/>
+                <w:szCs w:val="20"/>
+              </w:rPr>
+              <w:t xml:space="preserve">Union, Intersection, Difference, Symmetric Difference, Frozenset, Set Relationships</w:t>
+            </w:r>
+            <w:r>
+              <w:rPr>
+                <w:rFonts w:ascii="Arial" w:cs="Arial" w:eastAsia="Arial" w:hAnsi="Arial"/>
+                <w:sz w:val="20"/>
+                <w:szCs w:val="20"/>
+              </w:rPr>
+              <w:br/>
+              <w:t xml:space="preserve"/>
+            </w:r>
+            <w:r>
+              <w:rPr>
+                <w:rFonts w:ascii="Arial" w:cs="Arial" w:eastAsia="Arial" w:hAnsi="Arial"/>
+                <w:sz w:val="20"/>
+                <w:szCs w:val="20"/>
+              </w:rPr>
+              <w:br/>
+              <w:t xml:space="preserve"/>
+            </w:r>
+            <w:r>
+              <w:rPr>
+                <w:rFonts w:ascii="Arial" w:cs="Arial" w:eastAsia="Arial" w:hAnsi="Arial"/>
+                <w:b/>
+                <w:bCs/>
+                <w:i/>
+                <w:iCs/>
+                <w:color w:val="555555"/>
+                <w:sz w:val="20"/>
+                <w:szCs w:val="20"/>
+              </w:rPr>
+              <w:t xml:space="preserve">→ Live Demo — </w:t>
+            </w:r>
+            <w:r>
+              <w:rPr>
+                <w:rFonts w:ascii="Arial" w:cs="Arial" w:eastAsia="Arial" w:hAnsi="Arial"/>
+                <w:b w:val="false"/>
+                <w:bCs w:val="false"/>
+                <w:i/>
+                <w:iCs/>
+                <w:color w:val="555555"/>
+                <w:sz w:val="20"/>
+                <w:szCs w:val="20"/>
+              </w:rPr>
+              <w:t xml:space="preserve">type examples as students follow along in their own editor.</w:t>
+            </w:r>
+            <w:r>
+              <w:rPr>
+                <w:rFonts w:ascii="Arial" w:cs="Arial" w:eastAsia="Arial" w:hAnsi="Arial"/>
+                <w:sz w:val="20"/>
+                <w:szCs w:val="20"/>
+              </w:rPr>
+              <w:br/>
+              <w:t xml:space="preserve"/>
+            </w:r>
+            <w:r>
+              <w:rPr>
+                <w:rFonts w:ascii="Arial" w:cs="Arial" w:eastAsia="Arial" w:hAnsi="Arial"/>
+                <w:b/>
+                <w:bCs/>
+                <w:i/>
+                <w:iCs/>
+                <w:color w:val="555555"/>
+                <w:sz w:val="20"/>
+                <w:szCs w:val="20"/>
+              </w:rPr>
+              <w:t xml:space="preserve">→ Check for Understanding: </w:t>
+            </w:r>
+            <w:r>
+              <w:rPr>
+                <w:rFonts w:ascii="Arial" w:cs="Arial" w:eastAsia="Arial" w:hAnsi="Arial"/>
+                <w:b w:val="false"/>
+                <w:bCs w:val="false"/>
+                <w:i/>
+                <w:iCs/>
+                <w:color w:val="555555"/>
+                <w:sz w:val="20"/>
+                <w:szCs w:val="20"/>
+              </w:rPr>
+              <w:t xml:space="preserve">pause and cold-call: “Can someone explain what we just did in their own words?”</w:t>
             </w:r>
           </w:p>
         </w:tc>
@@ -377,9 +814,9 @@
               <w:right w:val="single" w:color="CCCCCC" w:sz="1"/>
             </w:tcBorders>
             <w:tcMar>
-              <w:top w:type="dxa" w:w="60"/>
+              <w:top w:type="dxa" w:w="80"/>
               <w:left w:type="dxa" w:w="120"/>
-              <w:bottom w:type="dxa" w:w="60"/>
+              <w:bottom w:type="dxa" w:w="80"/>
               <w:right w:type="dxa" w:w="120"/>
             </w:tcMar>
           </w:tcPr>
@@ -406,20 +843,90 @@
               <w:right w:val="single" w:color="CCCCCC" w:sz="1"/>
             </w:tcBorders>
             <w:tcMar>
-              <w:top w:type="dxa" w:w="60"/>
+              <w:top w:type="dxa" w:w="80"/>
               <w:left w:type="dxa" w:w="120"/>
-              <w:bottom w:type="dxa" w:w="60"/>
+              <w:bottom w:type="dxa" w:w="80"/>
               <w:right w:type="dxa" w:w="120"/>
             </w:tcMar>
           </w:tcPr>
           <w:p>
-            <w:r>
-              <w:rPr>
-                <w:rFonts w:ascii="Arial" w:cs="Arial" w:eastAsia="Arial" w:hAnsi="Arial"/>
-                <w:sz w:val="20"/>
-                <w:szCs w:val="20"/>
+            <w:pPr>
+              <w:spacing w:after="80" w:before="80"/>
+            </w:pPr>
+            <w:r>
+              <w:rPr>
+                <w:rFonts w:ascii="Arial" w:cs="Arial" w:eastAsia="Arial" w:hAnsi="Arial"/>
+                <w:b/>
+                <w:bCs/>
+                <w:i w:val="false"/>
+                <w:iCs w:val="false"/>
+                <w:color w:val="000000"/>
+                <w:sz w:val="22"/>
+                <w:szCs w:val="22"/>
               </w:rPr>
               <w:t xml:space="preserve">Guided Practice</w:t>
+            </w:r>
+            <w:r>
+              <w:rPr>
+                <w:rFonts w:ascii="Arial" w:cs="Arial" w:eastAsia="Arial" w:hAnsi="Arial"/>
+                <w:sz w:val="20"/>
+                <w:szCs w:val="20"/>
+              </w:rPr>
+              <w:br/>
+              <w:t xml:space="preserve"/>
+            </w:r>
+            <w:r>
+              <w:rPr>
+                <w:rFonts w:ascii="Arial" w:cs="Arial" w:eastAsia="Arial" w:hAnsi="Arial"/>
+                <w:sz w:val="20"/>
+                <w:szCs w:val="20"/>
+              </w:rPr>
+              <w:br/>
+              <w:t xml:space="preserve"/>
+            </w:r>
+            <w:r>
+              <w:rPr>
+                <w:rFonts w:ascii="Arial" w:cs="Arial" w:eastAsia="Arial" w:hAnsi="Arial"/>
+                <w:b w:val="false"/>
+                <w:bCs w:val="false"/>
+                <w:i w:val="false"/>
+                <w:iCs w:val="false"/>
+                <w:color w:val="000000"/>
+                <w:sz w:val="20"/>
+                <w:szCs w:val="20"/>
+              </w:rPr>
+              <w:t xml:space="preserve">1. Create two sets with overlapping elements</w:t>
+            </w:r>
+            <w:r>
+              <w:rPr>
+                <w:rFonts w:ascii="Arial" w:cs="Arial" w:eastAsia="Arial" w:hAnsi="Arial"/>
+                <w:sz w:val="20"/>
+                <w:szCs w:val="20"/>
+              </w:rPr>
+              <w:br/>
+              <w:t xml:space="preserve"/>
+            </w:r>
+            <w:r>
+              <w:rPr>
+                <w:rFonts w:ascii="Arial" w:cs="Arial" w:eastAsia="Arial" w:hAnsi="Arial"/>
+                <w:sz w:val="20"/>
+                <w:szCs w:val="20"/>
+              </w:rPr>
+              <w:br/>
+              <w:t xml:space="preserve"/>
+            </w:r>
+            <w:r>
+              <w:rPr>
+                <w:rFonts w:ascii="Arial" w:cs="Arial" w:eastAsia="Arial" w:hAnsi="Arial"/>
+                <w:b w:val="false"/>
+                <w:bCs w:val="false"/>
+                <w:i/>
+                <w:iCs/>
+                <w:color w:val="555555"/>
+                <w:sz w:val="20"/>
+                <w:szCs w:val="20"/>
+              </w:rPr>
+              <w:t xml:space="preserve">→ Teacher models — students try alongside, then compare results.</w:t>
             </w:r>
           </w:p>
         </w:tc>
@@ -435,9 +942,9 @@
               <w:right w:val="single" w:color="CCCCCC" w:sz="1"/>
             </w:tcBorders>
             <w:tcMar>
-              <w:top w:type="dxa" w:w="60"/>
+              <w:top w:type="dxa" w:w="80"/>
               <w:left w:type="dxa" w:w="120"/>
-              <w:bottom w:type="dxa" w:w="60"/>
+              <w:bottom w:type="dxa" w:w="80"/>
               <w:right w:type="dxa" w:w="120"/>
             </w:tcMar>
           </w:tcPr>
@@ -450,7 +957,7 @@
                 <w:sz w:val="20"/>
                 <w:szCs w:val="20"/>
               </w:rPr>
-              <w:t xml:space="preserve">15-20 min</w:t>
+              <w:t xml:space="preserve">15–20 min</w:t>
             </w:r>
           </w:p>
         </w:tc>
@@ -464,20 +971,164 @@
               <w:right w:val="single" w:color="CCCCCC" w:sz="1"/>
             </w:tcBorders>
             <w:tcMar>
-              <w:top w:type="dxa" w:w="60"/>
+              <w:top w:type="dxa" w:w="80"/>
               <w:left w:type="dxa" w:w="120"/>
-              <w:bottom w:type="dxa" w:w="60"/>
+              <w:bottom w:type="dxa" w:w="80"/>
               <w:right w:type="dxa" w:w="120"/>
             </w:tcMar>
           </w:tcPr>
           <w:p>
-            <w:r>
-              <w:rPr>
-                <w:rFonts w:ascii="Arial" w:cs="Arial" w:eastAsia="Arial" w:hAnsi="Arial"/>
-                <w:sz w:val="20"/>
-                <w:szCs w:val="20"/>
+            <w:pPr>
+              <w:spacing w:after="80" w:before="80"/>
+            </w:pPr>
+            <w:r>
+              <w:rPr>
+                <w:rFonts w:ascii="Arial" w:cs="Arial" w:eastAsia="Arial" w:hAnsi="Arial"/>
+                <w:b/>
+                <w:bCs/>
+                <w:i w:val="false"/>
+                <w:iCs w:val="false"/>
+                <w:color w:val="000000"/>
+                <w:sz w:val="22"/>
+                <w:szCs w:val="22"/>
               </w:rPr>
               <w:t xml:space="preserve">Independent Practice / Code Along</w:t>
+            </w:r>
+            <w:r>
+              <w:rPr>
+                <w:rFonts w:ascii="Arial" w:cs="Arial" w:eastAsia="Arial" w:hAnsi="Arial"/>
+                <w:sz w:val="20"/>
+                <w:szCs w:val="20"/>
+              </w:rPr>
+              <w:br/>
+              <w:t xml:space="preserve"/>
+            </w:r>
+            <w:r>
+              <w:rPr>
+                <w:rFonts w:ascii="Arial" w:cs="Arial" w:eastAsia="Arial" w:hAnsi="Arial"/>
+                <w:b/>
+                <w:bCs/>
+                <w:i w:val="false"/>
+                <w:iCs w:val="false"/>
+                <w:color w:val="000000"/>
+                <w:sz w:val="20"/>
+                <w:szCs w:val="20"/>
+              </w:rPr>
+              <w:t xml:space="preserve">    Beginner: </w:t>
+            </w:r>
+            <w:r>
+              <w:rPr>
+                <w:rFonts w:ascii="Arial" w:cs="Arial" w:eastAsia="Arial" w:hAnsi="Arial"/>
+                <w:b w:val="false"/>
+                <w:bCs w:val="false"/>
+                <w:i w:val="false"/>
+                <w:iCs w:val="false"/>
+                <w:color w:val="000000"/>
+                <w:sz w:val="20"/>
+                <w:szCs w:val="20"/>
+              </w:rPr>
+              <w:t xml:space="preserve">Basic set operations</w:t>
+            </w:r>
+            <w:r>
+              <w:rPr>
+                <w:rFonts w:ascii="Arial" w:cs="Arial" w:eastAsia="Arial" w:hAnsi="Arial"/>
+                <w:sz w:val="20"/>
+                <w:szCs w:val="20"/>
+              </w:rPr>
+              <w:br/>
+              <w:t xml:space="preserve"/>
+            </w:r>
+            <w:r>
+              <w:rPr>
+                <w:rFonts w:ascii="Arial" w:cs="Arial" w:eastAsia="Arial" w:hAnsi="Arial"/>
+                <w:b/>
+                <w:bCs/>
+                <w:i w:val="false"/>
+                <w:iCs w:val="false"/>
+                <w:color w:val="000000"/>
+                <w:sz w:val="20"/>
+                <w:szCs w:val="20"/>
+              </w:rPr>
+              <w:t xml:space="preserve">    Intermediate: </w:t>
+            </w:r>
+            <w:r>
+              <w:rPr>
+                <w:rFonts w:ascii="Arial" w:cs="Arial" w:eastAsia="Arial" w:hAnsi="Arial"/>
+                <w:b w:val="false"/>
+                <w:bCs w:val="false"/>
+                <w:i w:val="false"/>
+                <w:iCs w:val="false"/>
+                <w:color w:val="000000"/>
+                <w:sz w:val="20"/>
+                <w:szCs w:val="20"/>
+              </w:rPr>
+              <w:t xml:space="preserve">Frozensets and complex operations</w:t>
+            </w:r>
+            <w:r>
+              <w:rPr>
+                <w:rFonts w:ascii="Arial" w:cs="Arial" w:eastAsia="Arial" w:hAnsi="Arial"/>
+                <w:sz w:val="20"/>
+                <w:szCs w:val="20"/>
+              </w:rPr>
+              <w:br/>
+              <w:t xml:space="preserve"/>
+            </w:r>
+            <w:r>
+              <w:rPr>
+                <w:rFonts w:ascii="Arial" w:cs="Arial" w:eastAsia="Arial" w:hAnsi="Arial"/>
+                <w:b/>
+                <w:bCs/>
+                <w:i w:val="false"/>
+                <w:iCs w:val="false"/>
+                <w:color w:val="000000"/>
+                <w:sz w:val="20"/>
+                <w:szCs w:val="20"/>
+              </w:rPr>
+              <w:t xml:space="preserve">    Challenge: </w:t>
+            </w:r>
+            <w:r>
+              <w:rPr>
+                <w:rFonts w:ascii="Arial" w:cs="Arial" w:eastAsia="Arial" w:hAnsi="Arial"/>
+                <w:b w:val="false"/>
+                <w:bCs w:val="false"/>
+                <w:i w:val="false"/>
+                <w:iCs w:val="false"/>
+                <w:color w:val="000000"/>
+                <w:sz w:val="20"/>
+                <w:szCs w:val="20"/>
+              </w:rPr>
+              <w:t xml:space="preserve">Multi-set analysis</w:t>
+            </w:r>
+            <w:r>
+              <w:rPr>
+                <w:rFonts w:ascii="Arial" w:cs="Arial" w:eastAsia="Arial" w:hAnsi="Arial"/>
+                <w:sz w:val="20"/>
+                <w:szCs w:val="20"/>
+              </w:rPr>
+              <w:br/>
+              <w:t xml:space="preserve"/>
+            </w:r>
+            <w:r>
+              <w:rPr>
+                <w:rFonts w:ascii="Arial" w:cs="Arial" w:eastAsia="Arial" w:hAnsi="Arial"/>
+                <w:sz w:val="20"/>
+                <w:szCs w:val="20"/>
+              </w:rPr>
+              <w:br/>
+              <w:t xml:space="preserve"/>
+            </w:r>
+            <w:r>
+              <w:rPr>
+                <w:rFonts w:ascii="Arial" w:cs="Arial" w:eastAsia="Arial" w:hAnsi="Arial"/>
+                <w:b w:val="false"/>
+                <w:bCs w:val="false"/>
+                <w:i/>
+                <w:iCs/>
+                <w:color w:val="555555"/>
+                <w:sz w:val="20"/>
+                <w:szCs w:val="20"/>
+              </w:rPr>
+              <w:t xml:space="preserve">→ Teacher circulates — offer hints, check for understanding.</w:t>
             </w:r>
           </w:p>
         </w:tc>
@@ -493,9 +1144,9 @@
               <w:right w:val="single" w:color="CCCCCC" w:sz="1"/>
             </w:tcBorders>
             <w:tcMar>
-              <w:top w:type="dxa" w:w="60"/>
+              <w:top w:type="dxa" w:w="80"/>
               <w:left w:type="dxa" w:w="120"/>
-              <w:bottom w:type="dxa" w:w="60"/>
+              <w:bottom w:type="dxa" w:w="80"/>
               <w:right w:type="dxa" w:w="120"/>
             </w:tcMar>
           </w:tcPr>
@@ -522,20 +1173,90 @@
               <w:right w:val="single" w:color="CCCCCC" w:sz="1"/>
             </w:tcBorders>
             <w:tcMar>
-              <w:top w:type="dxa" w:w="60"/>
+              <w:top w:type="dxa" w:w="80"/>
               <w:left w:type="dxa" w:w="120"/>
-              <w:bottom w:type="dxa" w:w="60"/>
+              <w:bottom w:type="dxa" w:w="80"/>
               <w:right w:type="dxa" w:w="120"/>
             </w:tcMar>
           </w:tcPr>
           <w:p>
-            <w:r>
-              <w:rPr>
-                <w:rFonts w:ascii="Arial" w:cs="Arial" w:eastAsia="Arial" w:hAnsi="Arial"/>
-                <w:sz w:val="20"/>
-                <w:szCs w:val="20"/>
+            <w:pPr>
+              <w:spacing w:after="80" w:before="80"/>
+            </w:pPr>
+            <w:r>
+              <w:rPr>
+                <w:rFonts w:ascii="Arial" w:cs="Arial" w:eastAsia="Arial" w:hAnsi="Arial"/>
+                <w:b/>
+                <w:bCs/>
+                <w:i w:val="false"/>
+                <w:iCs w:val="false"/>
+                <w:color w:val="000000"/>
+                <w:sz w:val="22"/>
+                <w:szCs w:val="22"/>
               </w:rPr>
               <w:t xml:space="preserve">Exit Ticket / Wrap-Up</w:t>
+            </w:r>
+            <w:r>
+              <w:rPr>
+                <w:rFonts w:ascii="Arial" w:cs="Arial" w:eastAsia="Arial" w:hAnsi="Arial"/>
+                <w:sz w:val="20"/>
+                <w:szCs w:val="20"/>
+              </w:rPr>
+              <w:br/>
+              <w:t xml:space="preserve"/>
+            </w:r>
+            <w:r>
+              <w:rPr>
+                <w:rFonts w:ascii="Arial" w:cs="Arial" w:eastAsia="Arial" w:hAnsi="Arial"/>
+                <w:sz w:val="20"/>
+                <w:szCs w:val="20"/>
+              </w:rPr>
+              <w:br/>
+              <w:t xml:space="preserve"/>
+            </w:r>
+            <w:r>
+              <w:rPr>
+                <w:rFonts w:ascii="Arial" w:cs="Arial" w:eastAsia="Arial" w:hAnsi="Arial"/>
+                <w:b w:val="false"/>
+                <w:bCs w:val="false"/>
+                <w:i w:val="false"/>
+                <w:iCs w:val="false"/>
+                <w:color w:val="000000"/>
+                <w:sz w:val="20"/>
+                <w:szCs w:val="20"/>
+              </w:rPr>
+              <w:t xml:space="preserve">Quick Check: Perform mathematical set operations and understand frozensets for immutable sets?</w:t>
+            </w:r>
+            <w:r>
+              <w:rPr>
+                <w:rFonts w:ascii="Arial" w:cs="Arial" w:eastAsia="Arial" w:hAnsi="Arial"/>
+                <w:sz w:val="20"/>
+                <w:szCs w:val="20"/>
+              </w:rPr>
+              <w:br/>
+              <w:t xml:space="preserve"/>
+            </w:r>
+            <w:r>
+              <w:rPr>
+                <w:rFonts w:ascii="Arial" w:cs="Arial" w:eastAsia="Arial" w:hAnsi="Arial"/>
+                <w:sz w:val="20"/>
+                <w:szCs w:val="20"/>
+              </w:rPr>
+              <w:br/>
+              <w:t xml:space="preserve"/>
+            </w:r>
+            <w:r>
+              <w:rPr>
+                <w:rFonts w:ascii="Arial" w:cs="Arial" w:eastAsia="Arial" w:hAnsi="Arial"/>
+                <w:b w:val="false"/>
+                <w:bCs w:val="false"/>
+                <w:i/>
+                <w:iCs/>
+                <w:color w:val="555555"/>
+                <w:sz w:val="20"/>
+                <w:szCs w:val="20"/>
+              </w:rPr>
+              <w:t xml:space="preserve">→ 3–2–1: Name 3 things learned, 2 new vocab words, 1 question you still have.</w:t>
             </w:r>
           </w:p>
         </w:tc>
@@ -710,19 +1431,6 @@
                 <w:sz w:val="18"/>
                 <w:szCs w:val="18"/>
               </w:rPr>
-              <w:t xml:space="preserve"># Union - all elements from both sets</w:t>
-            </w:r>
-          </w:p>
-          <w:p>
-            <w:pPr>
-              <w:spacing w:after="20"/>
-            </w:pPr>
-            <w:r>
-              <w:rPr>
-                <w:rFonts w:ascii="Courier New" w:cs="Courier New" w:eastAsia="Courier New" w:hAnsi="Courier New"/>
-                <w:sz w:val="18"/>
-                <w:szCs w:val="18"/>
-              </w:rPr>
               <w:t xml:space="preserve">set1 = {1, 2, 3}</w:t>
             </w:r>
           </w:p>
@@ -827,7 +1535,7 @@
                 <w:sz w:val="18"/>
                 <w:szCs w:val="18"/>
               </w:rPr>
-              <w:t xml:space="preserve"># Intersection - elements in both sets</w:t>
+              <w:t xml:space="preserve"> </w:t>
             </w:r>
           </w:p>
           <w:p>
@@ -918,7 +1626,7 @@
                 <w:sz w:val="18"/>
                 <w:szCs w:val="18"/>
               </w:rPr>
-              <w:t xml:space="preserve"># Difference - elements in first set but not second</w:t>
+              <w:t xml:space="preserve"> </w:t>
             </w:r>
           </w:p>
           <w:p>
@@ -1009,7 +1717,7 @@
                 <w:sz w:val="18"/>
                 <w:szCs w:val="18"/>
               </w:rPr>
-              <w:t xml:space="preserve"># Symmetric difference - elements in either but not both</w:t>
+              <w:t xml:space="preserve"> </w:t>
             </w:r>
           </w:p>
           <w:p>
@@ -1100,7 +1808,7 @@
                 <w:sz w:val="18"/>
                 <w:szCs w:val="18"/>
               </w:rPr>
-              <w:t xml:space="preserve"># Subset and superset</w:t>
+              <w:t xml:space="preserve"> </w:t>
             </w:r>
           </w:p>
           <w:p>
@@ -1217,7 +1925,7 @@
                 <w:sz w:val="18"/>
                 <w:szCs w:val="18"/>
               </w:rPr>
-              <w:t xml:space="preserve"># Disjoint - no common elements</w:t>
+              <w:t xml:space="preserve"> </w:t>
             </w:r>
           </w:p>
           <w:p>
@@ -1282,7 +1990,7 @@
                 <w:sz w:val="18"/>
                 <w:szCs w:val="18"/>
               </w:rPr>
-              <w:t xml:space="preserve"># Frozenset - immutable set</w:t>
+              <w:t xml:space="preserve"> </w:t>
             </w:r>
           </w:p>
           <w:p>
@@ -1334,7 +2042,7 @@
                 <w:sz w:val="18"/>
                 <w:szCs w:val="18"/>
               </w:rPr>
-              <w:t xml:space="preserve"># Frozenset as dictionary key</w:t>
+              <w:t xml:space="preserve"> </w:t>
             </w:r>
           </w:p>
           <w:p>
@@ -1425,7 +2133,7 @@
                 <w:sz w:val="18"/>
                 <w:szCs w:val="18"/>
               </w:rPr>
-              <w:t xml:space="preserve"># Frozenset in a set (sets of sets)</w:t>
+              <w:t xml:space="preserve"> </w:t>
             </w:r>
           </w:p>
           <w:p>
@@ -1477,7 +2185,7 @@
                 <w:sz w:val="18"/>
                 <w:szCs w:val="18"/>
               </w:rPr>
-              <w:t xml:space="preserve"># Set operations preserve immutability</w:t>
+              <w:t xml:space="preserve"> </w:t>
             </w:r>
           </w:p>
           <w:p>
@@ -1555,7 +2263,7 @@
                 <w:sz w:val="18"/>
                 <w:szCs w:val="18"/>
               </w:rPr>
-              <w:t xml:space="preserve"># Real-world example: finding common interests</w:t>
+              <w:t xml:space="preserve"> </w:t>
             </w:r>
           </w:p>
           <w:p>
@@ -1763,7 +2471,7 @@
                 <w:sz w:val="18"/>
                 <w:szCs w:val="18"/>
               </w:rPr>
-              <w:t xml:space="preserve"># Real-world example: analyzing user tags</w:t>
+              <w:t xml:space="preserve"> </w:t>
             </w:r>
           </w:p>
           <w:p>
@@ -1867,7 +2575,7 @@
                 <w:sz w:val="18"/>
                 <w:szCs w:val="18"/>
               </w:rPr>
-              <w:t xml:space="preserve"># Checking if users have overlapping interests</w:t>
+              <w:t xml:space="preserve"> </w:t>
             </w:r>
           </w:p>
           <w:p>
@@ -1945,7 +2653,7 @@
                 <w:sz w:val="18"/>
                 <w:szCs w:val="18"/>
               </w:rPr>
-              <w:t xml:space="preserve"># Multiple set operations</w:t>
+              <w:t xml:space="preserve"> </w:t>
             </w:r>
           </w:p>
           <w:p>
@@ -2010,7 +2718,7 @@
                 <w:sz w:val="18"/>
                 <w:szCs w:val="18"/>
               </w:rPr>
-              <w:t xml:space="preserve"># Find elements in A but not in B or C</w:t>
+              <w:t xml:space="preserve"> </w:t>
             </w:r>
           </w:p>
           <w:p>
@@ -2062,7 +2770,7 @@
                 <w:sz w:val="18"/>
                 <w:szCs w:val="18"/>
               </w:rPr>
-              <w:t xml:space="preserve"># Find elements common to all three</w:t>
+              <w:t xml:space="preserve"> </w:t>
             </w:r>
           </w:p>
           <w:p>
@@ -2114,7 +2822,7 @@
                 <w:sz w:val="18"/>
                 <w:szCs w:val="18"/>
               </w:rPr>
-              <w:t xml:space="preserve"># Update operations (modify in place)</w:t>
+              <w:t xml:space="preserve"> </w:t>
             </w:r>
           </w:p>
           <w:p>
@@ -2257,7 +2965,7 @@
                 <w:sz w:val="18"/>
                 <w:szCs w:val="18"/>
               </w:rPr>
-              <w:t xml:space="preserve"># Copy a set</w:t>
+              <w:t xml:space="preserve"> </w:t>
             </w:r>
           </w:p>
           <w:p>
@@ -2348,7 +3056,7 @@
                 <w:sz w:val="18"/>
                 <w:szCs w:val="18"/>
               </w:rPr>
-              <w:t xml:space="preserve"># Finding group overlaps</w:t>
+              <w:t xml:space="preserve"> </w:t>
             </w:r>
           </w:p>
           <w:p>
@@ -2491,7 +3199,7 @@
                 <w:sz w:val="18"/>
                 <w:szCs w:val="18"/>
               </w:rPr>
-              <w:t xml:space="preserve"># Set comprehension (like list comprehension)</w:t>
+              <w:t xml:space="preserve"> </w:t>
             </w:r>
           </w:p>
           <w:p>
@@ -2626,71 +3334,6 @@
               <w:t xml:space="preserve">set2 = {3, 4, 5, 6}</w:t>
             </w:r>
           </w:p>
-          <w:p>
-            <w:pPr>
-              <w:spacing w:after="20"/>
-            </w:pPr>
-            <w:r>
-              <w:rPr>
-                <w:rFonts w:ascii="Courier New" w:cs="Courier New" w:eastAsia="Courier New" w:hAnsi="Courier New"/>
-                <w:sz w:val="18"/>
-                <w:szCs w:val="18"/>
-              </w:rPr>
-              <w:t xml:space="preserve"> </w:t>
-            </w:r>
-          </w:p>
-          <w:p>
-            <w:pPr>
-              <w:spacing w:after="20"/>
-            </w:pPr>
-            <w:r>
-              <w:rPr>
-                <w:rFonts w:ascii="Courier New" w:cs="Courier New" w:eastAsia="Courier New" w:hAnsi="Courier New"/>
-                <w:sz w:val="18"/>
-                <w:szCs w:val="18"/>
-              </w:rPr>
-              <w:t xml:space="preserve"># TODO: Find union</w:t>
-            </w:r>
-          </w:p>
-          <w:p>
-            <w:pPr>
-              <w:spacing w:after="20"/>
-            </w:pPr>
-            <w:r>
-              <w:rPr>
-                <w:rFonts w:ascii="Courier New" w:cs="Courier New" w:eastAsia="Courier New" w:hAnsi="Courier New"/>
-                <w:sz w:val="18"/>
-                <w:szCs w:val="18"/>
-              </w:rPr>
-              <w:t xml:space="preserve"># TODO: Find intersection</w:t>
-            </w:r>
-          </w:p>
-          <w:p>
-            <w:pPr>
-              <w:spacing w:after="20"/>
-            </w:pPr>
-            <w:r>
-              <w:rPr>
-                <w:rFonts w:ascii="Courier New" w:cs="Courier New" w:eastAsia="Courier New" w:hAnsi="Courier New"/>
-                <w:sz w:val="18"/>
-                <w:szCs w:val="18"/>
-              </w:rPr>
-              <w:t xml:space="preserve"># TODO: Find difference (set1 - set2)</w:t>
-            </w:r>
-          </w:p>
-          <w:p>
-            <w:pPr>
-              <w:spacing w:after="20"/>
-            </w:pPr>
-            <w:r>
-              <w:rPr>
-                <w:rFonts w:ascii="Courier New" w:cs="Courier New" w:eastAsia="Courier New" w:hAnsi="Courier New"/>
-                <w:sz w:val="18"/>
-                <w:szCs w:val="18"/>
-              </w:rPr>
-              <w:t xml:space="preserve"># TODO: Print all results</w:t>
-            </w:r>
-          </w:p>
         </w:tc>
       </w:tr>
     </w:tbl>
@@ -2742,46 +3385,33 @@
                 <w:sz w:val="18"/>
                 <w:szCs w:val="18"/>
               </w:rPr>
-              <w:t xml:space="preserve"># TODO: Create a frozenset from a list</w:t>
-            </w:r>
-          </w:p>
-          <w:p>
-            <w:pPr>
-              <w:spacing w:after="20"/>
-            </w:pPr>
-            <w:r>
-              <w:rPr>
-                <w:rFonts w:ascii="Courier New" w:cs="Courier New" w:eastAsia="Courier New" w:hAnsi="Courier New"/>
-                <w:sz w:val="18"/>
-                <w:szCs w:val="18"/>
-              </w:rPr>
-              <w:t xml:space="preserve"># TODO: Use it as a dictionary key</w:t>
-            </w:r>
-          </w:p>
-          <w:p>
-            <w:pPr>
-              <w:spacing w:after="20"/>
-            </w:pPr>
-            <w:r>
-              <w:rPr>
-                <w:rFonts w:ascii="Courier New" w:cs="Courier New" w:eastAsia="Courier New" w:hAnsi="Courier New"/>
-                <w:sz w:val="18"/>
-                <w:szCs w:val="18"/>
-              </w:rPr>
-              <w:t xml:space="preserve"># TODO: Use it as an element in another set</w:t>
-            </w:r>
-          </w:p>
-          <w:p>
-            <w:pPr>
-              <w:spacing w:after="20"/>
-            </w:pPr>
-            <w:r>
-              <w:rPr>
-                <w:rFonts w:ascii="Courier New" w:cs="Courier New" w:eastAsia="Courier New" w:hAnsi="Courier New"/>
-                <w:sz w:val="18"/>
-                <w:szCs w:val="18"/>
-              </w:rPr>
-              <w:t xml:space="preserve"># TODO: Perform set operations on frozensets</w:t>
+              <w:t xml:space="preserve">python_skills = {"OOP", "async", "data-science"}</w:t>
+            </w:r>
+          </w:p>
+          <w:p>
+            <w:pPr>
+              <w:spacing w:after="20"/>
+            </w:pPr>
+            <w:r>
+              <w:rPr>
+                <w:rFonts w:ascii="Courier New" w:cs="Courier New" w:eastAsia="Courier New" w:hAnsi="Courier New"/>
+                <w:sz w:val="18"/>
+                <w:szCs w:val="18"/>
+              </w:rPr>
+              <w:t xml:space="preserve">java_skills = {"OOP", "threading", "enterprise"}</w:t>
+            </w:r>
+          </w:p>
+          <w:p>
+            <w:pPr>
+              <w:spacing w:after="20"/>
+            </w:pPr>
+            <w:r>
+              <w:rPr>
+                <w:rFonts w:ascii="Courier New" w:cs="Courier New" w:eastAsia="Courier New" w:hAnsi="Courier New"/>
+                <w:sz w:val="18"/>
+                <w:szCs w:val="18"/>
+              </w:rPr>
+              <w:t xml:space="preserve">javascript_skills = {"async", "web", "node"}</w:t>
             </w:r>
           </w:p>
         </w:tc>
@@ -2835,177 +3465,6 @@
                 <w:sz w:val="18"/>
                 <w:szCs w:val="18"/>
               </w:rPr>
-              <w:t xml:space="preserve"># Skills for different languages:</w:t>
-            </w:r>
-          </w:p>
-          <w:p>
-            <w:pPr>
-              <w:spacing w:after="20"/>
-            </w:pPr>
-            <w:r>
-              <w:rPr>
-                <w:rFonts w:ascii="Courier New" w:cs="Courier New" w:eastAsia="Courier New" w:hAnsi="Courier New"/>
-                <w:sz w:val="18"/>
-                <w:szCs w:val="18"/>
-              </w:rPr>
-              <w:t xml:space="preserve">python_skills = {"OOP", "async", "data-science"}</w:t>
-            </w:r>
-          </w:p>
-          <w:p>
-            <w:pPr>
-              <w:spacing w:after="20"/>
-            </w:pPr>
-            <w:r>
-              <w:rPr>
-                <w:rFonts w:ascii="Courier New" w:cs="Courier New" w:eastAsia="Courier New" w:hAnsi="Courier New"/>
-                <w:sz w:val="18"/>
-                <w:szCs w:val="18"/>
-              </w:rPr>
-              <w:t xml:space="preserve">java_skills = {"OOP", "threading", "enterprise"}</w:t>
-            </w:r>
-          </w:p>
-          <w:p>
-            <w:pPr>
-              <w:spacing w:after="20"/>
-            </w:pPr>
-            <w:r>
-              <w:rPr>
-                <w:rFonts w:ascii="Courier New" w:cs="Courier New" w:eastAsia="Courier New" w:hAnsi="Courier New"/>
-                <w:sz w:val="18"/>
-                <w:szCs w:val="18"/>
-              </w:rPr>
-              <w:t xml:space="preserve">javascript_skills = {"async", "web", "node"}</w:t>
-            </w:r>
-          </w:p>
-          <w:p>
-            <w:pPr>
-              <w:spacing w:after="20"/>
-            </w:pPr>
-            <w:r>
-              <w:rPr>
-                <w:rFonts w:ascii="Courier New" w:cs="Courier New" w:eastAsia="Courier New" w:hAnsi="Courier New"/>
-                <w:sz w:val="18"/>
-                <w:szCs w:val="18"/>
-              </w:rPr>
-              <w:t xml:space="preserve"> </w:t>
-            </w:r>
-          </w:p>
-          <w:p>
-            <w:pPr>
-              <w:spacing w:after="20"/>
-            </w:pPr>
-            <w:r>
-              <w:rPr>
-                <w:rFonts w:ascii="Courier New" w:cs="Courier New" w:eastAsia="Courier New" w:hAnsi="Courier New"/>
-                <w:sz w:val="18"/>
-                <w:szCs w:val="18"/>
-              </w:rPr>
-              <w:t xml:space="preserve"># TODO: Find skills common to all three</w:t>
-            </w:r>
-          </w:p>
-          <w:p>
-            <w:pPr>
-              <w:spacing w:after="20"/>
-            </w:pPr>
-            <w:r>
-              <w:rPr>
-                <w:rFonts w:ascii="Courier New" w:cs="Courier New" w:eastAsia="Courier New" w:hAnsi="Courier New"/>
-                <w:sz w:val="18"/>
-                <w:szCs w:val="18"/>
-              </w:rPr>
-              <w:t xml:space="preserve"># TODO: Find skills unique to each language</w:t>
-            </w:r>
-          </w:p>
-          <w:p>
-            <w:pPr>
-              <w:spacing w:after="20"/>
-            </w:pPr>
-            <w:r>
-              <w:rPr>
-                <w:rFonts w:ascii="Courier New" w:cs="Courier New" w:eastAsia="Courier New" w:hAnsi="Courier New"/>
-                <w:sz w:val="18"/>
-                <w:szCs w:val="18"/>
-              </w:rPr>
-              <w:t xml:space="preserve"># TODO: Find skills shared by at least two languages</w:t>
-            </w:r>
-          </w:p>
-          <w:p>
-            <w:pPr>
-              <w:spacing w:after="20"/>
-            </w:pPr>
-            <w:r>
-              <w:rPr>
-                <w:rFonts w:ascii="Courier New" w:cs="Courier New" w:eastAsia="Courier New" w:hAnsi="Courier New"/>
-                <w:sz w:val="18"/>
-                <w:szCs w:val="18"/>
-              </w:rPr>
-              <w:t xml:space="preserve"># TODO: Find all skills across all languages</w:t>
-            </w:r>
-          </w:p>
-        </w:tc>
-      </w:tr>
-    </w:tbl>
-    <w:p>
-      <w:pPr>
-        <w:spacing w:after="120"/>
-      </w:pPr>
-    </w:p>
-    <w:tbl>
-      <w:tblPr>
-        <w:tblW w:type="dxa" w:w="9360"/>
-        <w:tblBorders>
-          <w:top w:val="single" w:color="auto" w:sz="4"/>
-          <w:left w:val="single" w:color="auto" w:sz="4"/>
-          <w:bottom w:val="single" w:color="auto" w:sz="4"/>
-          <w:right w:val="single" w:color="auto" w:sz="4"/>
-          <w:insideH w:val="single" w:color="auto" w:sz="4"/>
-          <w:insideV w:val="single" w:color="auto" w:sz="4"/>
-        </w:tblBorders>
-      </w:tblPr>
-      <w:tblGrid>
-        <w:gridCol w:w="9360"/>
-      </w:tblGrid>
-      <w:tr>
-        <w:tc>
-          <w:tcPr>
-            <w:tcW w:type="dxa" w:w="9360"/>
-            <w:tcBorders>
-              <w:top w:val="single" w:color="CCCCCC" w:sz="1"/>
-              <w:left w:val="single" w:color="CCCCCC" w:sz="1"/>
-              <w:bottom w:val="single" w:color="CCCCCC" w:sz="1"/>
-              <w:right w:val="single" w:color="CCCCCC" w:sz="1"/>
-            </w:tcBorders>
-            <w:shd w:fill="F2F2F2" w:val="clear"/>
-            <w:tcMar>
-              <w:top w:type="dxa" w:w="80"/>
-              <w:left w:type="dxa" w:w="160"/>
-              <w:bottom w:type="dxa" w:w="80"/>
-              <w:right w:type="dxa" w:w="160"/>
-            </w:tcMar>
-          </w:tcPr>
-          <w:p>
-            <w:pPr>
-              <w:spacing w:after="20"/>
-            </w:pPr>
-            <w:r>
-              <w:rPr>
-                <w:rFonts w:ascii="Courier New" w:cs="Courier New" w:eastAsia="Courier New" w:hAnsi="Courier New"/>
-                <w:sz w:val="18"/>
-                <w:szCs w:val="18"/>
-              </w:rPr>
-              <w:t xml:space="preserve"># Problem 1</w:t>
-            </w:r>
-          </w:p>
-          <w:p>
-            <w:pPr>
-              <w:spacing w:after="20"/>
-            </w:pPr>
-            <w:r>
-              <w:rPr>
-                <w:rFonts w:ascii="Courier New" w:cs="Courier New" w:eastAsia="Courier New" w:hAnsi="Courier New"/>
-                <w:sz w:val="18"/>
-                <w:szCs w:val="18"/>
-              </w:rPr>
               <w:t xml:space="preserve">set1 = {1, 2, 3, 4}</w:t>
             </w:r>
           </w:p>
@@ -3084,7 +3543,7 @@
                 <w:sz w:val="18"/>
                 <w:szCs w:val="18"/>
               </w:rPr>
-              <w:t xml:space="preserve"># Problem 2</w:t>
+              <w:t xml:space="preserve"> </w:t>
             </w:r>
           </w:p>
           <w:p>
@@ -3162,7 +3621,7 @@
                 <w:sz w:val="18"/>
                 <w:szCs w:val="18"/>
               </w:rPr>
-              <w:t xml:space="preserve"># Problem 3</w:t>
+              <w:t xml:space="preserve"> </w:t>
             </w:r>
           </w:p>
           <w:p>
@@ -3607,76 +4066,7 @@
           <w:sz w:val="20"/>
           <w:szCs w:val="20"/>
         </w:rPr>
-        <w:t xml:space="preserve">Challenge: Multi-set analysis &lt;details&gt; &lt;summary&gt;💡 Hints&lt;/summary&gt;</w:t>
-      </w:r>
-    </w:p>
-    <w:p>
-      <w:pPr>
-        <w:spacing w:after="80"/>
-      </w:pPr>
-      <w:r>
-        <w:rPr>
-          <w:rFonts w:ascii="Arial" w:cs="Arial" w:eastAsia="Arial" w:hAnsi="Arial"/>
-          <w:b/>
-          <w:bCs/>
-          <w:sz w:val="20"/>
-          <w:szCs w:val="20"/>
-        </w:rPr>
-        <w:t xml:space="preserve">Problem 4: </w:t>
-      </w:r>
-      <w:r>
-        <w:rPr>
-          <w:rFonts w:ascii="Arial" w:cs="Arial" w:eastAsia="Arial" w:hAnsi="Arial"/>
-          <w:sz w:val="20"/>
-          <w:szCs w:val="20"/>
-        </w:rPr>
-        <w:t xml:space="preserve">: - Use |, &amp;, - operators - Or use .union(), .intersection(), .difference() methods</w:t>
-      </w:r>
-    </w:p>
-    <w:p>
-      <w:pPr>
-        <w:spacing w:after="80"/>
-      </w:pPr>
-      <w:r>
-        <w:rPr>
-          <w:rFonts w:ascii="Arial" w:cs="Arial" w:eastAsia="Arial" w:hAnsi="Arial"/>
-          <w:b/>
-          <w:bCs/>
-          <w:sz w:val="20"/>
-          <w:szCs w:val="20"/>
-        </w:rPr>
-        <w:t xml:space="preserve">Problem 5: </w:t>
-      </w:r>
-      <w:r>
-        <w:rPr>
-          <w:rFonts w:ascii="Arial" w:cs="Arial" w:eastAsia="Arial" w:hAnsi="Arial"/>
-          <w:sz w:val="20"/>
-          <w:szCs w:val="20"/>
-        </w:rPr>
-        <w:t xml:space="preserve">: - frozenset(list) creates immutable set - Use as dict key: {frozenset(...): value} - Set can contain frozensets</w:t>
-      </w:r>
-    </w:p>
-    <w:p>
-      <w:pPr>
-        <w:spacing w:after="80"/>
-      </w:pPr>
-      <w:r>
-        <w:rPr>
-          <w:rFonts w:ascii="Arial" w:cs="Arial" w:eastAsia="Arial" w:hAnsi="Arial"/>
-          <w:b/>
-          <w:bCs/>
-          <w:sz w:val="20"/>
-          <w:szCs w:val="20"/>
-        </w:rPr>
-        <w:t xml:space="preserve">Problem 6: </w:t>
-      </w:r>
-      <w:r>
-        <w:rPr>
-          <w:rFonts w:ascii="Arial" w:cs="Arial" w:eastAsia="Arial" w:hAnsi="Arial"/>
-          <w:sz w:val="20"/>
-          <w:szCs w:val="20"/>
-        </w:rPr>
-        <w:t xml:space="preserve">: - Intersection of all three: python &amp; java &amp; javascript - Unique to one: python - java - javascript - Shared by at least two: (python &amp; java) | (java &amp; js) | (python &amp; js) &lt;/details&gt;</w:t>
+        <w:t xml:space="preserve">Challenge: Multi-set analysis</w:t>
       </w:r>
     </w:p>
     <w:p>

--- a/Coding 2 - year/Unit 1 - Data Structures/Daily Lesson Plans/Word/Day 13.docx
+++ b/Coding 2 - year/Unit 1 - Data Structures/Daily Lesson Plans/Word/Day 13.docx
@@ -380,7 +380,7 @@
                 <w:sz w:val="20"/>
                 <w:szCs w:val="20"/>
               </w:rPr>
-              <w:t xml:space="preserve">    In your own words: Perform mathematical set operations and understand frozensets for immutable sets?</w:t>
+              <w:t xml:space="preserve">    Think about Set Operations — Union, Intersection, Difference, Frozensets. Where might you use this in a real project, and why would it matter?</w:t>
             </w:r>
             <w:r>
               <w:rPr>
@@ -477,7 +477,7 @@
                 <w:sz w:val="20"/>
                 <w:szCs w:val="20"/>
               </w:rPr>
-              <w:t xml:space="preserve">Today's Goal: By the end of class you will be able to perform mathematical set operations and understand frozensets for immutable sets.</w:t>
+              <w:t xml:space="preserve">Today’s Goal: By the end of class you will be able to perform mathematical set operations and understand frozensets for immutable sets.</w:t>
             </w:r>
             <w:r>
               <w:rPr>
@@ -1225,7 +1225,7 @@
                 <w:sz w:val="20"/>
                 <w:szCs w:val="20"/>
               </w:rPr>
-              <w:t xml:space="preserve">Quick Check: Perform mathematical set operations and understand frozensets for immutable sets?</w:t>
+              <w:t xml:space="preserve">What is one important thing you learned about Set Operations — Union, Intersection, Difference, Frozensets today? How would you explain it to someone?</w:t>
             </w:r>
             <w:r>
               <w:rPr>
